--- a/01-提交文档/04-测试计划.docx
+++ b/01-提交文档/04-测试计划.docx
@@ -16,7 +16,7 @@
         <w:rPr>
           <w:sz w:val="18"/>
         </w:rPr>
-        <w:t>2026 软件工程课程设计    teammate0 小组    版本 1.0    2026-10-13</w:t>
+        <w:t>2026 软件工程课程设计    陈辰 小组    版本 1.0    2026-10-13</w:t>
       </w:r>
       <w:pPr>
         <w:snapToGrid w:val="0"/>
